--- a/2026ВКР238330МОРДАСОВ.docx
+++ b/2026ВКР238330МОРДАСОВ.docx
@@ -4978,7 +4978,7 @@
           <w:sz w:val="28"/>
           <w:szCs w:val="28"/>
         </w:rPr>
-        <w:t>25</w:t>
+        <w:t>51</w:t>
       </w:r>
       <w:r>
         <w:rPr>
@@ -4992,7 +4992,7 @@
           <w:sz w:val="28"/>
           <w:szCs w:val="28"/>
         </w:rPr>
-        <w:t>0</w:t>
+        <w:t>12</w:t>
       </w:r>
       <w:r>
         <w:rPr>
@@ -5006,7 +5006,7 @@
           <w:sz w:val="28"/>
           <w:szCs w:val="28"/>
         </w:rPr>
-        <w:t>4</w:t>
+        <w:t>7</w:t>
       </w:r>
       <w:r>
         <w:rPr>
@@ -5027,7 +5027,14 @@
           <w:sz w:val="28"/>
           <w:szCs w:val="28"/>
         </w:rPr>
-        <w:t>2 ист.</w:t>
+        <w:t>6</w:t>
+      </w:r>
+      <w:r>
+        <w:rPr>
+          <w:sz w:val="28"/>
+          <w:szCs w:val="28"/>
+        </w:rPr>
+        <w:t xml:space="preserve"> ист.</w:t>
       </w:r>
     </w:p>
     <w:p>
@@ -5286,6 +5293,7 @@
         <w:rPr>
           <w:sz w:val="28"/>
           <w:szCs w:val="28"/>
+          <w:lang w:val="en-US"/>
         </w:rPr>
       </w:pPr>
       <w:r>
@@ -5394,26 +5402,111 @@
         <w:rPr>
           <w:sz w:val="28"/>
           <w:szCs w:val="28"/>
-        </w:rPr>
-        <w:t xml:space="preserve"> SHAP, объясняющий влияние симптом</w:t>
+          <w:lang w:val="en-US"/>
+        </w:rPr>
+        <w:t xml:space="preserve"> SHAP, </w:t>
       </w:r>
       <w:r>
         <w:rPr>
           <w:sz w:val="28"/>
           <w:szCs w:val="28"/>
         </w:rPr>
-        <w:t>ов</w:t>
+        <w:t>объясняющий</w:t>
       </w:r>
       <w:r>
         <w:rPr>
           <w:sz w:val="28"/>
           <w:szCs w:val="28"/>
-        </w:rPr>
-        <w:t xml:space="preserve"> на итоговый диагноз.</w:t>
+          <w:lang w:val="en-US"/>
+        </w:rPr>
+        <w:t xml:space="preserve"> </w:t>
+      </w:r>
+      <w:r>
+        <w:rPr>
+          <w:sz w:val="28"/>
+          <w:szCs w:val="28"/>
+        </w:rPr>
+        <w:t>влияние</w:t>
+      </w:r>
+      <w:r>
+        <w:rPr>
+          <w:sz w:val="28"/>
+          <w:szCs w:val="28"/>
+          <w:lang w:val="en-US"/>
+        </w:rPr>
+        <w:t xml:space="preserve"> </w:t>
+      </w:r>
+      <w:r>
+        <w:rPr>
+          <w:sz w:val="28"/>
+          <w:szCs w:val="28"/>
+        </w:rPr>
+        <w:t>симптом</w:t>
+      </w:r>
+      <w:r>
+        <w:rPr>
+          <w:sz w:val="28"/>
+          <w:szCs w:val="28"/>
+        </w:rPr>
+        <w:t>ов</w:t>
+      </w:r>
+      <w:r>
+        <w:rPr>
+          <w:sz w:val="28"/>
+          <w:szCs w:val="28"/>
+          <w:lang w:val="en-US"/>
+        </w:rPr>
+        <w:t xml:space="preserve"> </w:t>
+      </w:r>
+      <w:r>
+        <w:rPr>
+          <w:sz w:val="28"/>
+          <w:szCs w:val="28"/>
+        </w:rPr>
+        <w:t>на</w:t>
+      </w:r>
+      <w:r>
+        <w:rPr>
+          <w:sz w:val="28"/>
+          <w:szCs w:val="28"/>
+          <w:lang w:val="en-US"/>
+        </w:rPr>
+        <w:t xml:space="preserve"> </w:t>
+      </w:r>
+      <w:r>
+        <w:rPr>
+          <w:sz w:val="28"/>
+          <w:szCs w:val="28"/>
+        </w:rPr>
+        <w:t>итоговый</w:t>
+      </w:r>
+      <w:r>
+        <w:rPr>
+          <w:sz w:val="28"/>
+          <w:szCs w:val="28"/>
+          <w:lang w:val="en-US"/>
+        </w:rPr>
+        <w:t xml:space="preserve"> </w:t>
+      </w:r>
+      <w:r>
+        <w:rPr>
+          <w:sz w:val="28"/>
+          <w:szCs w:val="28"/>
+        </w:rPr>
+        <w:t>диагноз</w:t>
+      </w:r>
+      <w:r>
+        <w:rPr>
+          <w:sz w:val="28"/>
+          <w:szCs w:val="28"/>
+          <w:lang w:val="en-US"/>
+        </w:rPr>
+        <w:t>.</w:t>
       </w:r>
       <w:r>
         <w:rPr>
           <w:rFonts w:ascii="Times New Roman" w:hAnsi="Times New Roman" w:cs="Times New Roman"/>
+          <w:lang w:val="en-US"/>
         </w:rPr>
         <w:br w:type="page"/>
       </w:r>
@@ -7667,17 +7760,17 @@
         <w:pStyle w:val="2"/>
         <w:jc w:val="center"/>
       </w:pPr>
-      <w:bookmarkStart w:id="6" w:name="_Toc209183959"/>
-      <w:bookmarkStart w:id="7" w:name="_Toc229442771"/>
+      <w:bookmarkStart w:id="6" w:name="_Toc229442771"/>
+      <w:bookmarkStart w:id="7" w:name="_Toc209183959"/>
       <w:r>
         <w:lastRenderedPageBreak/>
         <w:t>ОПРЕДЕЛЕНИЯ, ОБОЗНАЧЕНИЯ И СОКРАЩЕНИЯ</w:t>
       </w:r>
+      <w:bookmarkEnd w:id="6"/>
+      <w:r>
+        <w:t xml:space="preserve"> </w:t>
+      </w:r>
       <w:bookmarkEnd w:id="7"/>
-      <w:r>
-        <w:t xml:space="preserve"> </w:t>
-      </w:r>
-      <w:bookmarkEnd w:id="6"/>
     </w:p>
     <w:p>
       <w:pPr>
@@ -7685,9 +7778,6 @@
         <w:snapToGrid w:val="0"/>
         <w:ind w:firstLine="567"/>
         <w:contextualSpacing/>
-        <w:rPr>
-          <w:lang w:val="en-US"/>
-        </w:rPr>
       </w:pPr>
       <w:bookmarkStart w:id="8" w:name="_Toc209183960"/>
       <w:r>
@@ -7806,13 +7896,7 @@
       </w:r>
       <w:proofErr w:type="spellEnd"/>
       <w:r>
-        <w:t xml:space="preserve"> AUC) </w:t>
-      </w:r>
-      <w:r>
-        <w:t>-</w:t>
-      </w:r>
-      <w:r>
-        <w:t xml:space="preserve"> метрика оценки качества модели в задачах бинарной и </w:t>
+        <w:t xml:space="preserve"> AUC) - метрика оценки качества модели в задачах бинарной и </w:t>
       </w:r>
       <w:proofErr w:type="spellStart"/>
       <w:r>
@@ -8116,6 +8200,9 @@
         <w:t>GBDT</w:t>
       </w:r>
       <w:r>
+        <w:rPr>
+          <w:lang w:val="en-US"/>
+        </w:rPr>
         <w:t xml:space="preserve"> (</w:t>
       </w:r>
       <w:r>
@@ -8125,6 +8212,9 @@
         <w:t>Gradient</w:t>
       </w:r>
       <w:r>
+        <w:rPr>
+          <w:lang w:val="en-US"/>
+        </w:rPr>
         <w:t xml:space="preserve"> </w:t>
       </w:r>
       <w:r>
@@ -8134,6 +8224,9 @@
         <w:t>Boosting</w:t>
       </w:r>
       <w:r>
+        <w:rPr>
+          <w:lang w:val="en-US"/>
+        </w:rPr>
         <w:t xml:space="preserve"> </w:t>
       </w:r>
       <w:r>
@@ -8143,6 +8236,9 @@
         <w:t>Decision</w:t>
       </w:r>
       <w:r>
+        <w:rPr>
+          <w:lang w:val="en-US"/>
+        </w:rPr>
         <w:t xml:space="preserve"> </w:t>
       </w:r>
       <w:r>
@@ -8152,19 +8248,58 @@
         <w:t>Trees</w:t>
       </w:r>
       <w:r>
+        <w:rPr>
+          <w:lang w:val="en-US"/>
+        </w:rPr>
         <w:t xml:space="preserve">) </w:t>
       </w:r>
       <w:r>
+        <w:rPr>
+          <w:lang w:val="en-US"/>
+        </w:rPr>
         <w:t>-</w:t>
       </w:r>
       <w:r>
+        <w:rPr>
+          <w:lang w:val="en-US"/>
+        </w:rPr>
         <w:t xml:space="preserve"> </w:t>
       </w:r>
       <w:r>
         <w:t>группа</w:t>
       </w:r>
       <w:r>
-        <w:t xml:space="preserve"> методов ансамблей, включающих </w:t>
+        <w:rPr>
+          <w:lang w:val="en-US"/>
+        </w:rPr>
+        <w:t xml:space="preserve"> </w:t>
+      </w:r>
+      <w:r>
+        <w:t>методов</w:t>
+      </w:r>
+      <w:r>
+        <w:rPr>
+          <w:lang w:val="en-US"/>
+        </w:rPr>
+        <w:t xml:space="preserve"> </w:t>
+      </w:r>
+      <w:r>
+        <w:t>ансамблей</w:t>
+      </w:r>
+      <w:r>
+        <w:rPr>
+          <w:lang w:val="en-US"/>
+        </w:rPr>
+        <w:t xml:space="preserve">, </w:t>
+      </w:r>
+      <w:r>
+        <w:t>включающих</w:t>
+      </w:r>
+      <w:r>
+        <w:rPr>
+          <w:lang w:val="en-US"/>
+        </w:rPr>
+        <w:t xml:space="preserve"> </w:t>
       </w:r>
       <w:proofErr w:type="spellStart"/>
       <w:r>
@@ -8175,6 +8310,9 @@
       </w:r>
       <w:proofErr w:type="spellEnd"/>
       <w:r>
+        <w:rPr>
+          <w:lang w:val="en-US"/>
+        </w:rPr>
         <w:t xml:space="preserve">, </w:t>
       </w:r>
       <w:proofErr w:type="spellStart"/>
@@ -8186,7 +8324,19 @@
       </w:r>
       <w:proofErr w:type="spellEnd"/>
       <w:r>
-        <w:t xml:space="preserve"> и </w:t>
+        <w:rPr>
+          <w:lang w:val="en-US"/>
+        </w:rPr>
+        <w:t xml:space="preserve"> </w:t>
+      </w:r>
+      <w:r>
+        <w:t>и</w:t>
+      </w:r>
+      <w:r>
+        <w:rPr>
+          <w:lang w:val="en-US"/>
+        </w:rPr>
+        <w:t xml:space="preserve"> </w:t>
       </w:r>
       <w:proofErr w:type="spellStart"/>
       <w:r>
@@ -8197,7 +8347,13 @@
       </w:r>
       <w:proofErr w:type="spellEnd"/>
       <w:r>
-        <w:t xml:space="preserve">. Они </w:t>
+        <w:rPr>
+          <w:lang w:val="en-US"/>
+        </w:rPr>
+        <w:t xml:space="preserve">. </w:t>
+      </w:r>
+      <w:r>
+        <w:t xml:space="preserve">Они </w:t>
       </w:r>
       <w:proofErr w:type="spellStart"/>
       <w:r>
@@ -8691,19 +8847,7 @@
           <w:rFonts w:cs="Times New Roman"/>
         </w:rPr>
         <w:lastRenderedPageBreak/>
-        <w:t>1</w:t>
-      </w:r>
-      <w:r>
-        <w:rPr>
-          <w:rFonts w:cs="Times New Roman"/>
-        </w:rPr>
-        <w:t>.</w:t>
-      </w:r>
-      <w:r>
-        <w:rPr>
-          <w:rFonts w:cs="Times New Roman"/>
-        </w:rPr>
-        <w:t xml:space="preserve"> Обзор предметной области.</w:t>
+        <w:t>1 Обзор предметной области</w:t>
       </w:r>
       <w:bookmarkEnd w:id="12"/>
       <w:bookmarkEnd w:id="13"/>
@@ -8719,7 +8863,7 @@
       </w:pPr>
       <w:bookmarkStart w:id="14" w:name="_Toc229442774"/>
       <w:r>
-        <w:t xml:space="preserve">1.1. </w:t>
+        <w:t xml:space="preserve">1.1 </w:t>
       </w:r>
       <w:r>
         <w:t>Принцип отбора аналогов</w:t>
@@ -9237,7 +9381,7 @@
       <w:bookmarkStart w:id="15" w:name="_Toc216564573"/>
       <w:bookmarkStart w:id="16" w:name="_Toc229442775"/>
       <w:r>
-        <w:t xml:space="preserve">1.2. </w:t>
+        <w:t xml:space="preserve">1.2 </w:t>
       </w:r>
       <w:r>
         <w:t>Критерии</w:t>
@@ -9264,18 +9408,12 @@
         <w:ind w:left="708"/>
       </w:pPr>
       <w:r>
-        <w:rPr>
-          <w:lang w:val="en-US"/>
-        </w:rPr>
         <w:t xml:space="preserve">1.2.1 </w:t>
       </w:r>
       <w:r>
         <w:t>Ансамбли</w:t>
       </w:r>
       <w:r>
-        <w:rPr>
-          <w:lang w:val="en-US"/>
-        </w:rPr>
         <w:t xml:space="preserve"> </w:t>
       </w:r>
       <w:proofErr w:type="spellStart"/>
@@ -9284,9 +9422,6 @@
       </w:r>
       <w:proofErr w:type="spellEnd"/>
       <w:r>
-        <w:rPr>
-          <w:lang w:val="en-US"/>
-        </w:rPr>
         <w:t xml:space="preserve"> </w:t>
       </w:r>
       <w:proofErr w:type="spellStart"/>
@@ -9298,9 +9433,6 @@
       </w:r>
       <w:proofErr w:type="spellEnd"/>
       <w:r>
-        <w:rPr>
-          <w:lang w:val="en-US"/>
-        </w:rPr>
         <w:t xml:space="preserve">, </w:t>
       </w:r>
       <w:proofErr w:type="spellStart"/>
@@ -9312,9 +9444,6 @@
       </w:r>
       <w:proofErr w:type="spellEnd"/>
       <w:r>
-        <w:rPr>
-          <w:lang w:val="en-US"/>
-        </w:rPr>
         <w:t xml:space="preserve">, </w:t>
       </w:r>
       <w:proofErr w:type="spellStart"/>
@@ -9757,9 +9886,6 @@
       <w:r>
         <w:t>подбора метрик</w:t>
       </w:r>
-      <w:r>
-        <w:t>.</w:t>
-      </w:r>
       <w:bookmarkEnd w:id="18"/>
     </w:p>
     <w:p>
@@ -10008,13 +10134,10 @@
         <w:t>4</w:t>
       </w:r>
       <w:r>
-        <w:t xml:space="preserve">. </w:t>
+        <w:t xml:space="preserve"> </w:t>
       </w:r>
       <w:r>
         <w:t>Таблица сравнения аналогов</w:t>
-      </w:r>
-      <w:r>
-        <w:t>.</w:t>
       </w:r>
       <w:bookmarkEnd w:id="19"/>
     </w:p>
@@ -10916,13 +11039,10 @@
       </w:pPr>
       <w:bookmarkStart w:id="23" w:name="_Toc229442778"/>
       <w:r>
-        <w:t xml:space="preserve">1.5. </w:t>
+        <w:t xml:space="preserve">1.5 </w:t>
       </w:r>
       <w:r>
         <w:t>Выводы по итогам сравнения</w:t>
-      </w:r>
-      <w:r>
-        <w:t>.</w:t>
       </w:r>
       <w:bookmarkEnd w:id="23"/>
     </w:p>
@@ -11122,7 +11242,7 @@
       <w:bookmarkStart w:id="25" w:name="_Toc229442779"/>
       <w:r>
         <w:lastRenderedPageBreak/>
-        <w:t>2. Выбор и обоснование метода решения.</w:t>
+        <w:t>2 Выбор и обоснование метода решения</w:t>
       </w:r>
       <w:bookmarkStart w:id="26" w:name="_Toc216564577"/>
       <w:bookmarkEnd w:id="24"/>
@@ -11145,9 +11265,6 @@
       <w:r>
         <w:t>Архитектура решения</w:t>
       </w:r>
-      <w:r>
-        <w:t>.</w:t>
-      </w:r>
       <w:bookmarkEnd w:id="26"/>
       <w:bookmarkEnd w:id="27"/>
       <w:bookmarkEnd w:id="28"/>
@@ -11788,13 +11905,10 @@
       <w:bookmarkStart w:id="30" w:name="_Toc216568184"/>
       <w:bookmarkStart w:id="31" w:name="_Toc229442781"/>
       <w:r>
-        <w:t xml:space="preserve">2.2. </w:t>
+        <w:t xml:space="preserve">2.2 </w:t>
       </w:r>
       <w:r>
         <w:t>Качества решения</w:t>
-      </w:r>
-      <w:r>
-        <w:t>.</w:t>
       </w:r>
       <w:bookmarkEnd w:id="29"/>
       <w:bookmarkEnd w:id="30"/>
@@ -11900,13 +12014,10 @@
         <w:t>3</w:t>
       </w:r>
       <w:r>
-        <w:t xml:space="preserve">. </w:t>
+        <w:t xml:space="preserve"> </w:t>
       </w:r>
       <w:r>
         <w:t>Методология валидации</w:t>
-      </w:r>
-      <w:r>
-        <w:t>.</w:t>
       </w:r>
       <w:bookmarkEnd w:id="32"/>
     </w:p>
@@ -12128,13 +12239,10 @@
       <w:bookmarkStart w:id="33" w:name="_Toc229442783"/>
       <w:r>
         <w:lastRenderedPageBreak/>
-        <w:t xml:space="preserve">3. </w:t>
+        <w:t xml:space="preserve">3 </w:t>
       </w:r>
       <w:r>
         <w:t>Описание метода решения</w:t>
-      </w:r>
-      <w:r>
-        <w:t>.</w:t>
       </w:r>
       <w:bookmarkEnd w:id="33"/>
     </w:p>
@@ -12157,13 +12265,7 @@
       <w:r>
         <w:t>Архитектурные принципы</w:t>
       </w:r>
-      <w:r>
-        <w:t>.</w:t>
-      </w:r>
       <w:bookmarkEnd w:id="34"/>
-      <w:r>
-        <w:t xml:space="preserve"> </w:t>
-      </w:r>
     </w:p>
     <w:p>
       <w:pPr>
@@ -12435,13 +12537,10 @@
         <w:t>3</w:t>
       </w:r>
       <w:r>
-        <w:t xml:space="preserve">.2. </w:t>
+        <w:t xml:space="preserve">.2 </w:t>
       </w:r>
       <w:r>
         <w:t>Ожидаемые результаты</w:t>
-      </w:r>
-      <w:r>
-        <w:t>.</w:t>
       </w:r>
       <w:bookmarkEnd w:id="35"/>
     </w:p>
@@ -12727,16 +12826,13 @@
       <w:bookmarkStart w:id="36" w:name="_Toc229442786"/>
       <w:r>
         <w:lastRenderedPageBreak/>
-        <w:t xml:space="preserve">4. </w:t>
+        <w:t xml:space="preserve">4 </w:t>
       </w:r>
       <w:r>
         <w:t>Реализация</w:t>
       </w:r>
       <w:r>
         <w:t xml:space="preserve"> метода решения</w:t>
-      </w:r>
-      <w:r>
-        <w:t>.</w:t>
       </w:r>
       <w:bookmarkEnd w:id="36"/>
     </w:p>
@@ -12761,9 +12857,6 @@
       </w:r>
       <w:r>
         <w:t xml:space="preserve"> нейронной сети</w:t>
-      </w:r>
-      <w:r>
-        <w:t>.</w:t>
       </w:r>
       <w:bookmarkEnd w:id="37"/>
     </w:p>
@@ -13687,9 +13780,6 @@
       <w:r>
         <w:t>ей</w:t>
       </w:r>
-      <w:r>
-        <w:t>.</w:t>
-      </w:r>
       <w:bookmarkEnd w:id="38"/>
     </w:p>
     <w:p>
@@ -14171,9 +14261,6 @@
       </w:r>
       <w:r>
         <w:t>порога классификации</w:t>
-      </w:r>
-      <w:r>
-        <w:t>.</w:t>
       </w:r>
       <w:bookmarkEnd w:id="39"/>
     </w:p>
@@ -15372,9 +15459,6 @@
       <w:r>
         <w:t>Оценка производительности на тестовой выборке</w:t>
       </w:r>
-      <w:r>
-        <w:t>.</w:t>
-      </w:r>
       <w:bookmarkEnd w:id="40"/>
     </w:p>
     <w:p>
@@ -16908,9 +16992,6 @@
       </w:r>
       <w:r>
         <w:t>нтерпретация с помощью SHAP</w:t>
-      </w:r>
-      <w:r>
-        <w:t>.</w:t>
       </w:r>
       <w:bookmarkEnd w:id="41"/>
     </w:p>
@@ -17280,9 +17361,6 @@
     <w:p>
       <w:pPr>
         <w:pStyle w:val="a1"/>
-        <w:rPr>
-          <w:lang w:val="en-US"/>
-        </w:rPr>
       </w:pPr>
     </w:p>
     <w:p>
@@ -17535,15 +17613,15 @@
       <w:pPr>
         <w:pStyle w:val="2"/>
       </w:pPr>
-      <w:bookmarkStart w:id="42" w:name="_Toc209183965"/>
-      <w:bookmarkStart w:id="43" w:name="_Toc229442792"/>
+      <w:bookmarkStart w:id="42" w:name="_Toc229442792"/>
+      <w:bookmarkStart w:id="43" w:name="_Toc209183965"/>
       <w:bookmarkEnd w:id="10"/>
       <w:bookmarkEnd w:id="11"/>
       <w:r>
         <w:lastRenderedPageBreak/>
-        <w:t>5. Безопасность жизнедеятельности.</w:t>
-      </w:r>
-      <w:bookmarkEnd w:id="43"/>
+        <w:t>5 Безопасность жизнедеятельности</w:t>
+      </w:r>
+      <w:bookmarkEnd w:id="42"/>
     </w:p>
     <w:p>
       <w:pPr>
@@ -17719,10 +17797,7 @@
         <w:t>вопросам обеспечения безопасности нейросетевой модели</w:t>
       </w:r>
       <w:r>
-        <w:t xml:space="preserve">, так как она является одним из элементов </w:t>
-      </w:r>
-      <w:r>
-        <w:t xml:space="preserve">информационных </w:t>
+        <w:t xml:space="preserve">, так как она является одним из элементов информационных </w:t>
       </w:r>
       <w:r>
         <w:t>медицинских систем.</w:t>
@@ -18374,25 +18449,7 @@
         <w:pStyle w:val="a1"/>
       </w:pPr>
       <w:r>
-        <w:t>Б</w:t>
-      </w:r>
-      <w:r>
-        <w:t>езопасност</w:t>
-      </w:r>
-      <w:r>
-        <w:t xml:space="preserve">ь </w:t>
-      </w:r>
-      <w:r>
-        <w:t xml:space="preserve">ПО </w:t>
-      </w:r>
-      <w:r>
-        <w:t>–</w:t>
-      </w:r>
-      <w:r>
-        <w:t xml:space="preserve"> это минимизация риска перехода системы в опасное состояние в результате ошибок классификации.</w:t>
-      </w:r>
-      <w:r>
-        <w:t xml:space="preserve"> </w:t>
+        <w:t xml:space="preserve">Безопасность ПО – это минимизация риска перехода системы в опасное состояние в результате ошибок классификации. </w:t>
       </w:r>
       <w:r>
         <w:t xml:space="preserve">Разрабатываемое ПО должно соответствовать критериям безопасности для систем искусственного интеллекта в клинической медицине </w:t>
@@ -18620,7 +18677,7 @@
         <w:lastRenderedPageBreak/>
         <w:t>ЗАКЛЮЧЕНИЕ</w:t>
       </w:r>
-      <w:bookmarkEnd w:id="42"/>
+      <w:bookmarkEnd w:id="43"/>
       <w:bookmarkEnd w:id="47"/>
     </w:p>
     <w:p>
@@ -22450,6 +22507,7 @@
   <w:style w:type="character" w:default="1" w:styleId="a2">
     <w:name w:val="Default Paragraph Font"/>
     <w:uiPriority w:val="1"/>
+    <w:semiHidden/>
     <w:unhideWhenUsed/>
   </w:style>
   <w:style w:type="table" w:default="1" w:styleId="a3">
